--- a/data/analysis/Reportes/Archivo/Analisis_Hidrometeorologico_2026-10-14.docx
+++ b/data/analysis/Reportes/Archivo/Analisis_Hidrometeorologico_2026-10-14.docx
@@ -35,7 +35,7 @@
           <w:rFonts w:ascii="Arial" w:hAnsi="Arial"/>
           <w:sz w:val="19"/>
         </w:rPr>
-        <w:t>CORTE: 2026-10-14 09:09</w:t>
+        <w:t>CORTE: 2026-10-14 09:10</w:t>
       </w:r>
     </w:p>
     <w:p>
@@ -75,7 +75,7 @@
           <w:rFonts w:ascii="Arial" w:hAnsi="Arial"/>
           <w:sz w:val="19"/>
         </w:rPr>
-        <w:t>Al corte de las 09:09 h, la lectura debe mantenerse integrada y no por cuencas aisladas. La señal hidrométrica más reciente tiene como referencia principal el corte vigente de niveles y la lluvia observada/prevista sobre Guatemala, Chiapas y Tabasco. El mayor cambio de 24 h entre estaciones observadas es Boca del Cerro +0.24 m/24 h. La prioridad operativa es confirmar cualquier cambio de escenario con coincidencia de lluvia, saturación, niveles, caudales y operación de presas; el pronóstico por sí solo no constituye una creciente confirmada.</w:t>
+        <w:t>Al corte de las 09:10 h, la lectura debe mantenerse integrada y no por cuencas aisladas. La señal hidrométrica más reciente tiene como referencia principal el corte vigente de niveles y la lluvia observada/prevista sobre Guatemala, Chiapas y Tabasco. El mayor cambio de 24 h entre estaciones observadas es Boca del Cerro +0.24 m/24 h. La prioridad operativa es confirmar cualquier cambio de escenario con coincidencia de lluvia, saturación, niveles, caudales y operación de presas; el pronóstico por sí solo no constituye una creciente confirmada.</w:t>
       </w:r>
     </w:p>
     <w:p>
@@ -1953,7 +1953,7 @@
           <w:rFonts w:ascii="Arial" w:hAnsi="Arial"/>
           <w:sz w:val="19"/>
         </w:rPr>
-        <w:t>El diagnóstico integrado del corte de las 09:09 h se mantiene condicionado por la evolución conjunta de Guatemala–Usumacinta–Boca del Cerro, Ríos Serranos–Pichucalco–Grijalva bajo, la cascada de presas y Peñitas/cuenca libre–Mezcalapa–Samaria–Carrizal. Ningún componente debe interpretarse de manera aislada. La señal operativa debe escalar únicamente cuando coincidan magnitud, persistencia y respuesta observada.</w:t>
+        <w:t>El diagnóstico integrado del corte de las 09:10 h se mantiene condicionado por la evolución conjunta de Guatemala–Usumacinta–Boca del Cerro, Ríos Serranos–Pichucalco–Grijalva bajo, la cascada de presas y Peñitas/cuenca libre–Mezcalapa–Samaria–Carrizal. Ningún componente debe interpretarse de manera aislada. La señal operativa debe escalar únicamente cuando coincidan magnitud, persistencia y respuesta observada.</w:t>
       </w:r>
     </w:p>
     <w:p>

--- a/data/analysis/Reportes/Archivo/Analisis_Hidrometeorologico_2026-10-14.docx
+++ b/data/analysis/Reportes/Archivo/Analisis_Hidrometeorologico_2026-10-14.docx
@@ -35,7 +35,7 @@
           <w:rFonts w:ascii="Arial" w:hAnsi="Arial"/>
           <w:sz w:val="19"/>
         </w:rPr>
-        <w:t>CORTE: 2026-10-14 09:10</w:t>
+        <w:t>CORTE: 2026-10-14 14:37</w:t>
       </w:r>
     </w:p>
     <w:p>
@@ -75,7 +75,7 @@
           <w:rFonts w:ascii="Arial" w:hAnsi="Arial"/>
           <w:sz w:val="19"/>
         </w:rPr>
-        <w:t>Al corte de las 09:10 h, la lectura debe mantenerse integrada y no por cuencas aisladas. La señal hidrométrica más reciente tiene como referencia principal el corte vigente de niveles y la lluvia observada/prevista sobre Guatemala, Chiapas y Tabasco. El mayor cambio de 24 h entre estaciones observadas es Boca del Cerro +0.24 m/24 h. La prioridad operativa es confirmar cualquier cambio de escenario con coincidencia de lluvia, saturación, niveles, caudales y operación de presas; el pronóstico por sí solo no constituye una creciente confirmada.</w:t>
+        <w:t>Al corte de las 14:37 h, la lectura debe mantenerse integrada y no por cuencas aisladas. La señal hidrométrica más reciente tiene como referencia principal el corte vigente de niveles y la lluvia observada/prevista sobre Guatemala, Chiapas y Tabasco. El mayor cambio de 24 h entre estaciones observadas es Salto de Agua +1.92 m/24 h. La prioridad operativa es confirmar cualquier cambio de escenario con coincidencia de lluvia, saturación, niveles, caudales y operación de presas; el pronóstico por sí solo no constituye una creciente confirmada.</w:t>
       </w:r>
     </w:p>
     <w:p>
@@ -315,7 +315,7 @@
           <w:rFonts w:ascii="Arial" w:hAnsi="Arial"/>
           <w:sz w:val="19"/>
         </w:rPr>
-        <w:t>Boca del Cerro registra 17.94 m, con variación de 24 h +0.24 m. En la cuenca alta de Guatemala, El Tigre reporta 11.07 m y 3321.7 m³/s; El Porvenir/La Pasión 4.40 m y 813.1 m³/s. La secuencia de vigilancia se mantiene Guatemala → Lacantún → Boca del Cerro/Tenosique → Balancán → Emiliano Zapata → Jonuta → Centla. Pronóstico SMN para Usumacinta: 0-24 h: 25 a 50 mm; 24-48 h: 25 a 50 mm; 48-72 h: 25 a 50 mm; 72-96 h: 25 a 50 mm.</w:t>
+        <w:t>Boca del Cerro registra 17.89 m, con variación de 24 h +0.16 m. En la cuenca alta de Guatemala, El Tigre reporta 11.07 m y 3321.7 m³/s; El Porvenir/La Pasión 4.40 m y 813.1 m³/s. La secuencia de vigilancia se mantiene Guatemala → Lacantún → Boca del Cerro/Tenosique → Balancán → Emiliano Zapata → Jonuta → Centla. Pronóstico SMN para Usumacinta: 0-24 h: 5 a 25 mm; 24-48 h: 25 a 50 mm; 48-72 h: 50 a 75 mm; 72-96 h: 50 a 75 mm.</w:t>
       </w:r>
     </w:p>
     <w:tbl>
@@ -450,7 +450,7 @@
                 <w:b w:val="0"/>
                 <w:sz w:val="16"/>
               </w:rPr>
-              <w:t>140.97 m; 1916.50 m³/s; lluvia 24 h 1.4 mm</w:t>
+              <w:t>140.81 m; 1774.00 m³/s; lluvia 24 h 0.0 mm</w:t>
             </w:r>
           </w:p>
         </w:tc>
@@ -497,7 +497,7 @@
                 <w:b w:val="0"/>
                 <w:sz w:val="16"/>
               </w:rPr>
-              <w:t>17.94 m; Δ24 h +0.24 m</w:t>
+              <w:t>17.89 m; Δ24 h +0.16 m</w:t>
             </w:r>
           </w:p>
         </w:tc>
@@ -535,7 +535,7 @@
           <w:rFonts w:ascii="Arial" w:hAnsi="Arial"/>
           <w:sz w:val="19"/>
         </w:rPr>
-        <w:t>Los Ríos Serranos tienen respuesta más rápida que el Usumacinta. Oxolotán 34.56 m, Tapijulapa 17.09 m, Teapa 33.84 m y Puyacatengo 25.04 m. Deben vigilarse primero lluvia horaria y estaciones aguas arriba antes de esperar una respuesta en el Grijalva de Villahermosa. Pronóstico SMN Bajo Grijalva–Ríos de la Sierra: 0-24 h: 5 a 25 mm; 24-48 h: 25 a 50 mm; 48-72 h: 25 a 50 mm; 72-96 h: 25 a 50 mm.</w:t>
+        <w:t>Los Ríos Serranos tienen respuesta más rápida que el Usumacinta. Oxolotán 34.50 m, Tapijulapa 17.05 m, Teapa 33.83 m y Puyacatengo 25.02 m. Deben vigilarse primero lluvia horaria y estaciones aguas arriba antes de esperar una respuesta en el Grijalva de Villahermosa. Pronóstico SMN Bajo Grijalva–Ríos de la Sierra: 0-24 h: 5 a 25 mm; 24-48 h: 25 a 50 mm; 48-72 h: 50 a 75 mm; 72-96 h: 75 a 150 mm.</w:t>
       </w:r>
     </w:p>
     <w:tbl>
@@ -764,7 +764,7 @@
                 <w:b w:val="0"/>
                 <w:sz w:val="16"/>
               </w:rPr>
-              <w:t>Salto de Agua 4.38 m; Macuspana 4.53 m</w:t>
+              <w:t>Salto de Agua 7.28 m; Macuspana 4.43 m</w:t>
             </w:r>
           </w:p>
         </w:tc>
@@ -1297,7 +1297,7 @@
           <w:rFonts w:ascii="Arial" w:hAnsi="Arial"/>
           <w:sz w:val="19"/>
         </w:rPr>
-        <w:t>Samaria registra 11.58 m y González/Carrizal 3.39 m. El gasto de Peñitas no debe equipararse automáticamente con el gasto que llega a cada brazo: deben incorporarse Platanar y otras aportaciones de cuenca libre y considerar la distribución hidráulica posterior. Como referencia operativa se conserva aproximadamente 70 % hacia Samaria y 30 % hacia Carrizal, sujeta a condiciones hidráulicas y a la operación de El Macayo.</w:t>
+        <w:t>Samaria registra 11.70 m y González/Carrizal 3.35 m. El gasto de Peñitas no debe equipararse automáticamente con el gasto que llega a cada brazo: deben incorporarse Platanar y otras aportaciones de cuenca libre y considerar la distribución hidráulica posterior. Como referencia operativa se conserva aproximadamente 70 % hacia Samaria y 30 % hacia Carrizal, sujeta a condiciones hidráulicas y a la operación de El Macayo.</w:t>
       </w:r>
     </w:p>
     <w:tbl>
@@ -1432,7 +1432,7 @@
                 <w:b w:val="0"/>
                 <w:sz w:val="16"/>
               </w:rPr>
-              <w:t>11.58 m</w:t>
+              <w:t>11.70 m</w:t>
             </w:r>
           </w:p>
         </w:tc>
@@ -1479,7 +1479,7 @@
                 <w:b w:val="0"/>
                 <w:sz w:val="16"/>
               </w:rPr>
-              <w:t>González 3.39 m</w:t>
+              <w:t>González 3.35 m</w:t>
             </w:r>
           </w:p>
         </w:tc>
@@ -1953,7 +1953,7 @@
           <w:rFonts w:ascii="Arial" w:hAnsi="Arial"/>
           <w:sz w:val="19"/>
         </w:rPr>
-        <w:t>El diagnóstico integrado del corte de las 09:10 h se mantiene condicionado por la evolución conjunta de Guatemala–Usumacinta–Boca del Cerro, Ríos Serranos–Pichucalco–Grijalva bajo, la cascada de presas y Peñitas/cuenca libre–Mezcalapa–Samaria–Carrizal. Ningún componente debe interpretarse de manera aislada. La señal operativa debe escalar únicamente cuando coincidan magnitud, persistencia y respuesta observada.</w:t>
+        <w:t>El diagnóstico integrado del corte de las 14:37 h se mantiene condicionado por la evolución conjunta de Guatemala–Usumacinta–Boca del Cerro, Ríos Serranos–Pichucalco–Grijalva bajo, la cascada de presas y Peñitas/cuenca libre–Mezcalapa–Samaria–Carrizal. Ningún componente debe interpretarse de manera aislada. La señal operativa debe escalar únicamente cuando coincidan magnitud, persistencia y respuesta observada.</w:t>
       </w:r>
     </w:p>
     <w:p>
@@ -2071,7 +2071,7 @@
           <w:rFonts w:ascii="Arial" w:hAnsi="Arial"/>
           <w:sz w:val="19"/>
         </w:rPr>
-        <w:t>WeatherLink: SEMAR Capitanía de Pto. Alvarado, Ver. 1.0 mm/24 h</w:t>
+        <w:t>WeatherLink: SEMAR Capitanía de Pto. Alvarado, Ver. 0.7 mm/24 h</w:t>
       </w:r>
     </w:p>
     <w:p>
@@ -2095,18 +2095,6 @@
           <w:rFonts w:ascii="Arial" w:hAnsi="Arial"/>
           <w:sz w:val="19"/>
         </w:rPr>
-        <w:t>WeatherLink: SEMAR E.I.O. Cd. del Carmen. 0.3 mm/24 h</w:t>
-      </w:r>
-    </w:p>
-    <w:p>
-      <w:pPr>
-        <w:pStyle w:val="ListBullet"/>
-      </w:pPr>
-      <w:r>
-        <w:rPr>
-          <w:rFonts w:ascii="Arial" w:hAnsi="Arial"/>
-          <w:sz w:val="19"/>
-        </w:rPr>
         <w:t>WeatherLink: SALTO DE AGUA PCIVILCHIAPAS 0.3 mm/24 h</w:t>
       </w:r>
     </w:p>
@@ -2119,7 +2107,7 @@
           <w:rFonts w:ascii="Arial" w:hAnsi="Arial"/>
           <w:sz w:val="19"/>
         </w:rPr>
-        <w:t>CONAGUA: HUIMANGUILLO (INIFAP) 76.2 mm/24 h</w:t>
+        <w:t>WeatherLink: Sinai 0.0 mm/24 h</w:t>
       </w:r>
     </w:p>
     <w:p>
@@ -2131,7 +2119,7 @@
           <w:rFonts w:ascii="Arial" w:hAnsi="Arial"/>
           <w:sz w:val="19"/>
         </w:rPr>
-        <w:t>CONAGUA: SAN JOAQUÍN 63.0 mm/24 h</w:t>
+        <w:t>CONAGUA: JONUTA 2 (PUENTE) 21.4 mm/24 h</w:t>
       </w:r>
     </w:p>
     <w:p>
@@ -2143,7 +2131,7 @@
           <w:rFonts w:ascii="Arial" w:hAnsi="Arial"/>
           <w:sz w:val="19"/>
         </w:rPr>
-        <w:t>CONAGUA: CHAPULTENANGO 54.5 mm/24 h</w:t>
+        <w:t>CONAGUA: JONUTA (CIUDAD) 9.4 mm/24 h</w:t>
       </w:r>
     </w:p>
     <w:p>
@@ -2155,7 +2143,7 @@
           <w:rFonts w:ascii="Arial" w:hAnsi="Arial"/>
           <w:sz w:val="19"/>
         </w:rPr>
-        <w:t>CONAGUA: PLATANAR 35.4 mm/24 h</w:t>
+        <w:t>CONAGUA: SAN PEDRO 4.6 mm/24 h</w:t>
       </w:r>
     </w:p>
     <w:p>
@@ -2167,7 +2155,19 @@
           <w:rFonts w:ascii="Arial" w:hAnsi="Arial"/>
           <w:sz w:val="19"/>
         </w:rPr>
-        <w:t>CONAGUA: POBLADO C-11 33.9 mm/24 h</w:t>
+        <w:t>CONAGUA: BALANCÁN 2.5 mm/24 h</w:t>
+      </w:r>
+    </w:p>
+    <w:p>
+      <w:pPr>
+        <w:pStyle w:val="ListBullet"/>
+      </w:pPr>
+      <w:r>
+        <w:rPr>
+          <w:rFonts w:ascii="Arial" w:hAnsi="Arial"/>
+          <w:sz w:val="19"/>
+        </w:rPr>
+        <w:t>CONAGUA: OBSERVATORIO DE VILLAHERMOSA 0.6 mm/24 h</w:t>
       </w:r>
     </w:p>
     <w:p>
@@ -2344,7 +2344,7 @@
                 <w:b w:val="0"/>
                 <w:sz w:val="16"/>
               </w:rPr>
-              <w:t>2026-10-13T10:02:12-06:00</w:t>
+              <w:t>2026-10-14T10:01:10-06:00</w:t>
             </w:r>
           </w:p>
         </w:tc>
@@ -2359,7 +2359,7 @@
                 <w:b w:val="0"/>
                 <w:sz w:val="16"/>
               </w:rPr>
-              <w:t>2026-10-13T15:39:44.648588-06:00</w:t>
+              <w:t>2026-10-14T14:23:28.626062-06:00</w:t>
             </w:r>
           </w:p>
         </w:tc>
@@ -2501,7 +2501,7 @@
           <w:rFonts w:ascii="Arial" w:hAnsi="Arial"/>
           <w:sz w:val="19"/>
         </w:rPr>
-        <w:t>El Porvenir–La Pasión: nivel 5.03 m · caudal 1064.84 m³/s.</w:t>
+        <w:t>El Porvenir–La Pasión: nivel 4.92 m · caudal 1017.71 m³/s.</w:t>
       </w:r>
     </w:p>
     <w:p>
@@ -2513,7 +2513,7 @@
           <w:rFonts w:ascii="Arial" w:hAnsi="Arial"/>
           <w:sz w:val="19"/>
         </w:rPr>
-        <w:t>El Tigre–Usumacinta: nivel 11.90 m · caudal 3682.52 m³/s.</w:t>
+        <w:t>El Tigre–Usumacinta: nivel 11.16 m · caudal 3360.78 m³/s.</w:t>
       </w:r>
     </w:p>
     <w:p>
@@ -2525,7 +2525,7 @@
           <w:rFonts w:ascii="Arial" w:hAnsi="Arial"/>
           <w:sz w:val="19"/>
         </w:rPr>
-        <w:t>Cadena de seguimiento en Tabasco: Boca del Cerro: 17.94 m · Δ24 h +0.24 m → Balancán: s/d → Emiliano Zapata: s/d → Jonuta: s/d → Centla/Tres Brazos: s/d.</w:t>
+        <w:t>Cadena de seguimiento en Tabasco: Boca del Cerro: 17.89 m · Δ24 h +0.16 m → Balancán: s/d → Emiliano Zapata: s/d → Jonuta: s/d → Centla/Tres Brazos: s/d.</w:t>
       </w:r>
     </w:p>
     <w:p>
